--- a/src/assets/documents/Talvorax_Security_Overview.docx
+++ b/src/assets/documents/Talvorax_Security_Overview.docx
@@ -4,9 +4,7 @@
   <w:body>
     <w:p>
       <w:pPr>
-        <w:pStyle w:val="Title"/>
-        <w:spacing w:after="100"/>
-        <w:jc w:val="center"/>
+        <w:pStyle w:val="Heading1"/>
       </w:pPr>
       <w:r>
         <w:t xml:space="preserve">Talvorax Security Overview</w:t>
@@ -14,29 +12,31 @@
     </w:p>
     <w:p>
       <w:pPr>
-        <w:spacing w:after="400"/>
-        <w:jc w:val="center"/>
-      </w:pPr>
-      <w:r>
-        <w:rPr>
-          <w:i/>
-          <w:iCs/>
-        </w:rPr>
-        <w:t xml:space="preserve">Last updated: [DATE]</w:t>
-      </w:r>
-    </w:p>
-    <w:p>
-      <w:pPr>
-        <w:spacing w:after="120"/>
-      </w:pPr>
-      <w:r>
-        <w:t xml:space="preserve">This document summarises the security practices Talvorax applies to protect Client and Candidate data processed through the Platform. It is intended for prospective and existing Clients evaluating Talvorax's data handling practices.</w:t>
-      </w:r>
-    </w:p>
-    <w:p>
-      <w:pPr>
-        <w:pStyle w:val="Heading1"/>
-        <w:spacing w:after="150" w:before="300"/>
+        <w:pStyle w:val="Normal"/>
+      </w:pPr>
+      <w:r>
+        <w:t xml:space="preserve">Last updated: July 12, 2026</w:t>
+      </w:r>
+    </w:p>
+    <w:p>
+      <w:pPr>
+        <w:pStyle w:val="Normal"/>
+      </w:pPr>
+      <w:r>
+        <w:t xml:space="preserve">This document provides a high-level overview of Talvorax's security practices and is intended for prospective customers, existing clients, partners, and security reviewers evaluating our data handling practices.</w:t>
+      </w:r>
+    </w:p>
+    <w:p>
+      <w:pPr>
+        <w:pStyle w:val="Normal"/>
+      </w:pPr>
+      <w:r>
+        <w:t xml:space="preserve">This document summarises our current security practices and may be updated as the Platform evolves.</w:t>
+      </w:r>
+    </w:p>
+    <w:p>
+      <w:pPr>
+        <w:pStyle w:val="Heading1"/>
       </w:pPr>
       <w:r>
         <w:t xml:space="preserve">1. Infrastructure</w:t>
@@ -44,12 +44,7 @@
     </w:p>
     <w:p>
       <w:pPr>
-        <w:pStyle w:val="ListParagraph"/>
-        <w:numPr>
-          <w:ilvl w:val="0"/>
-          <w:numId w:val="1"/>
-        </w:numPr>
-        <w:spacing w:after="80"/>
+        <w:pStyle w:val="Normal"/>
       </w:pPr>
       <w:r>
         <w:t xml:space="preserve">Data is stored and processed using Supabase, a managed backend/database platform, which itself runs on established cloud infrastructure with its own physical and network security controls.</w:t>
@@ -57,21 +52,23 @@
     </w:p>
     <w:p>
       <w:pPr>
-        <w:pStyle w:val="ListParagraph"/>
-        <w:numPr>
-          <w:ilvl w:val="0"/>
-          <w:numId w:val="1"/>
-        </w:numPr>
-        <w:spacing w:after="80"/>
-      </w:pPr>
-      <w:r>
-        <w:t xml:space="preserve">Talvorax does not operate its own physical servers; infrastructure security is inherited from our infrastructure provider and supplemented by application-level controls described below.</w:t>
-      </w:r>
-    </w:p>
-    <w:p>
-      <w:pPr>
-        <w:pStyle w:val="Heading1"/>
-        <w:spacing w:after="150" w:before="300"/>
+        <w:pStyle w:val="Normal"/>
+      </w:pPr>
+      <w:r>
+        <w:t xml:space="preserve">Talvorax currently relies on trusted third-party cloud service providers for infrastructure, including cloud infrastructure, database providers, authentication providers, AI providers, email providers, and analytics providers.</w:t>
+      </w:r>
+    </w:p>
+    <w:p>
+      <w:pPr>
+        <w:pStyle w:val="Normal"/>
+      </w:pPr>
+      <w:r>
+        <w:t xml:space="preserve">While Talvorax relies on these providers for underlying physical and network security, we remain fully responsible for application-level security.</w:t>
+      </w:r>
+    </w:p>
+    <w:p>
+      <w:pPr>
+        <w:pStyle w:val="Heading1"/>
       </w:pPr>
       <w:r>
         <w:t xml:space="preserve">2. Encryption</w:t>
@@ -80,81 +77,144 @@
     <w:p>
       <w:pPr>
         <w:pStyle w:val="ListParagraph"/>
-        <w:numPr>
-          <w:ilvl w:val="0"/>
-          <w:numId w:val="1"/>
-        </w:numPr>
-        <w:spacing w:after="80"/>
-      </w:pPr>
-      <w:r>
-        <w:t xml:space="preserve">Data in transit between Users and the Platform is encrypted using HTTPS/TLS.</w:t>
-      </w:r>
-    </w:p>
-    <w:p>
-      <w:pPr>
-        <w:pStyle w:val="ListParagraph"/>
-        <w:numPr>
-          <w:ilvl w:val="0"/>
-          <w:numId w:val="1"/>
-        </w:numPr>
-        <w:spacing w:after="80"/>
-      </w:pPr>
-      <w:r>
-        <w:t xml:space="preserve">Data at rest is stored using the encryption-at-rest capabilities provided by our database infrastructure provider.</w:t>
-      </w:r>
-    </w:p>
-    <w:p>
-      <w:pPr>
-        <w:pStyle w:val="Heading1"/>
-        <w:spacing w:after="150" w:before="300"/>
-      </w:pPr>
-      <w:r>
-        <w:t xml:space="preserve">3. Access Controls</w:t>
-      </w:r>
-    </w:p>
-    <w:p>
-      <w:pPr>
-        <w:pStyle w:val="ListParagraph"/>
-        <w:numPr>
-          <w:ilvl w:val="0"/>
-          <w:numId w:val="1"/>
-        </w:numPr>
-        <w:spacing w:after="80"/>
-      </w:pPr>
-      <w:r>
-        <w:t xml:space="preserve">Access to production data is restricted to authorised personnel on a need-to-know basis.</w:t>
-      </w:r>
-    </w:p>
-    <w:p>
-      <w:pPr>
-        <w:pStyle w:val="ListParagraph"/>
-        <w:numPr>
-          <w:ilvl w:val="0"/>
-          <w:numId w:val="1"/>
-        </w:numPr>
-        <w:spacing w:after="80"/>
-      </w:pPr>
-      <w:r>
-        <w:t xml:space="preserve">Authentication for internal systems requires unique credentials; shared credentials are not used for production access.</w:t>
-      </w:r>
-    </w:p>
-    <w:p>
-      <w:pPr>
-        <w:pStyle w:val="ListParagraph"/>
-        <w:numPr>
-          <w:ilvl w:val="0"/>
-          <w:numId w:val="1"/>
-        </w:numPr>
-        <w:spacing w:after="80"/>
-      </w:pPr>
-      <w:r>
-        <w:t xml:space="preserve">Client accounts are logically separated so that one Client cannot access another Client's data through normal Platform use.</w:t>
-      </w:r>
-    </w:p>
-    <w:p>
-      <w:pPr>
-        <w:pStyle w:val="Heading1"/>
-        <w:spacing w:after="150" w:before="300"/>
+        <w:pStyle w:val="Normal"/>
+        <w:numPr>
+          <w:ilvl w:val="0"/>
+          <w:numId w:val="1"/>
+        </w:numPr>
+      </w:pPr>
+      <w:r>
+        <w:t xml:space="preserve">HTTPS/TLS is used to encrypt data in transit between Users and the Platform.</w:t>
+      </w:r>
+    </w:p>
+    <w:p>
+      <w:pPr>
+        <w:pStyle w:val="ListParagraph"/>
+        <w:pStyle w:val="Normal"/>
+        <w:numPr>
+          <w:ilvl w:val="0"/>
+          <w:numId w:val="1"/>
+        </w:numPr>
+      </w:pPr>
+      <w:r>
+        <w:t xml:space="preserve">Encryption at rest is provided where supported by our infrastructure providers.</w:t>
+      </w:r>
+    </w:p>
+    <w:p>
+      <w:pPr>
+        <w:pStyle w:val="ListParagraph"/>
+        <w:pStyle w:val="Normal"/>
+        <w:numPr>
+          <w:ilvl w:val="0"/>
+          <w:numId w:val="1"/>
+        </w:numPr>
+      </w:pPr>
+      <w:r>
+        <w:t xml:space="preserve">Passwords are never stored in plain text and are securely hashed.</w:t>
+      </w:r>
+    </w:p>
+    <w:p>
+      <w:pPr>
+        <w:pStyle w:val="ListParagraph"/>
+        <w:pStyle w:val="Normal"/>
+        <w:numPr>
+          <w:ilvl w:val="0"/>
+          <w:numId w:val="1"/>
+        </w:numPr>
+      </w:pPr>
+      <w:r>
+        <w:t xml:space="preserve">Sensitive credentials and API keys are stored using secure environment variables.</w:t>
+      </w:r>
+    </w:p>
+    <w:p>
+      <w:pPr>
+        <w:pStyle w:val="Heading1"/>
+      </w:pPr>
+      <w:r>
+        <w:t xml:space="preserve">3. Authentication and Access Controls</w:t>
+      </w:r>
+    </w:p>
+    <w:p>
+      <w:pPr>
+        <w:pStyle w:val="ListParagraph"/>
+        <w:pStyle w:val="Normal"/>
+        <w:numPr>
+          <w:ilvl w:val="0"/>
+          <w:numId w:val="1"/>
+        </w:numPr>
+      </w:pPr>
+      <w:r>
+        <w:t xml:space="preserve">Least privilege access principles are applied to restrict access to production data.</w:t>
+      </w:r>
+    </w:p>
+    <w:p>
+      <w:pPr>
+        <w:pStyle w:val="ListParagraph"/>
+        <w:pStyle w:val="Normal"/>
+        <w:numPr>
+          <w:ilvl w:val="0"/>
+          <w:numId w:val="1"/>
+        </w:numPr>
+      </w:pPr>
+      <w:r>
+        <w:t xml:space="preserve">Role-based access controls are implemented where applicable.</w:t>
+      </w:r>
+    </w:p>
+    <w:p>
+      <w:pPr>
+        <w:pStyle w:val="ListParagraph"/>
+        <w:pStyle w:val="Normal"/>
+        <w:numPr>
+          <w:ilvl w:val="0"/>
+          <w:numId w:val="1"/>
+        </w:numPr>
+      </w:pPr>
+      <w:r>
+        <w:t xml:space="preserve">Internal access requires unique administrator credentials; shared credentials are not used for production access.</w:t>
+      </w:r>
+    </w:p>
+    <w:p>
+      <w:pPr>
+        <w:pStyle w:val="ListParagraph"/>
+        <w:pStyle w:val="Normal"/>
+        <w:numPr>
+          <w:ilvl w:val="0"/>
+          <w:numId w:val="1"/>
+        </w:numPr>
+      </w:pPr>
+      <w:r>
+        <w:t xml:space="preserve">Strong password requirements are enforced.</w:t>
+      </w:r>
+    </w:p>
+    <w:p>
+      <w:pPr>
+        <w:pStyle w:val="ListParagraph"/>
+        <w:pStyle w:val="Normal"/>
+        <w:numPr>
+          <w:ilvl w:val="0"/>
+          <w:numId w:val="1"/>
+        </w:numPr>
+      </w:pPr>
+      <w:r>
+        <w:t xml:space="preserve">Internal access is strictly restricted to authorized personnel.</w:t>
+      </w:r>
+    </w:p>
+    <w:p>
+      <w:pPr>
+        <w:pStyle w:val="ListParagraph"/>
+        <w:pStyle w:val="Normal"/>
+        <w:numPr>
+          <w:ilvl w:val="0"/>
+          <w:numId w:val="1"/>
+        </w:numPr>
+      </w:pPr>
+      <w:r>
+        <w:t xml:space="preserve">We conduct regular reviews of privileged access as the company grows.</w:t>
+      </w:r>
+    </w:p>
+    <w:p>
+      <w:pPr>
+        <w:pStyle w:val="Heading1"/>
       </w:pPr>
       <w:r>
         <w:t xml:space="preserve">4. Application Security</w:t>
@@ -162,184 +222,496 @@
     </w:p>
     <w:p>
       <w:pPr>
-        <w:pStyle w:val="ListParagraph"/>
-        <w:numPr>
-          <w:ilvl w:val="0"/>
-          <w:numId w:val="1"/>
-        </w:numPr>
-        <w:spacing w:after="80"/>
-      </w:pPr>
-      <w:r>
-        <w:t xml:space="preserve">Passwords are stored using industry-standard hashing, never in plain text.</w:t>
-      </w:r>
-    </w:p>
-    <w:p>
-      <w:pPr>
-        <w:pStyle w:val="ListParagraph"/>
-        <w:numPr>
-          <w:ilvl w:val="0"/>
-          <w:numId w:val="1"/>
-        </w:numPr>
-        <w:spacing w:after="80"/>
-      </w:pPr>
-      <w:r>
-        <w:t xml:space="preserve">Input validation and standard secure coding practices are applied to reduce risk of common web vulnerabilities (e.g., injection attacks, cross-site scripting).</w:t>
-      </w:r>
-    </w:p>
-    <w:p>
-      <w:pPr>
-        <w:pStyle w:val="ListParagraph"/>
-        <w:numPr>
-          <w:ilvl w:val="0"/>
-          <w:numId w:val="1"/>
-        </w:numPr>
-        <w:spacing w:after="80"/>
-      </w:pPr>
-      <w:r>
-        <w:t xml:space="preserve">The Platform is under active development, and security practices are reviewed and improved as the product matures.</w:t>
-      </w:r>
-    </w:p>
-    <w:p>
-      <w:pPr>
-        <w:pStyle w:val="Heading1"/>
-        <w:spacing w:after="150" w:before="300"/>
-      </w:pPr>
-      <w:r>
-        <w:t xml:space="preserve">5. Data Minimisation</w:t>
-      </w:r>
-    </w:p>
-    <w:p>
-      <w:pPr>
-        <w:pStyle w:val="ListParagraph"/>
-        <w:numPr>
-          <w:ilvl w:val="0"/>
-          <w:numId w:val="1"/>
-        </w:numPr>
-        <w:spacing w:after="80"/>
-      </w:pPr>
-      <w:r>
-        <w:t xml:space="preserve">Talvorax collects only the data necessary to provide recruitment, screening, interview automation, and onboarding features.</w:t>
-      </w:r>
-    </w:p>
-    <w:p>
-      <w:pPr>
-        <w:pStyle w:val="ListParagraph"/>
-        <w:numPr>
-          <w:ilvl w:val="0"/>
-          <w:numId w:val="1"/>
-        </w:numPr>
-        <w:spacing w:after="80"/>
-      </w:pPr>
-      <w:r>
-        <w:t xml:space="preserve">Clients control what candidate data is submitted through the Platform and can request deletion of data no longer needed.</w:t>
-      </w:r>
-    </w:p>
-    <w:p>
-      <w:pPr>
-        <w:pStyle w:val="Heading1"/>
-        <w:spacing w:after="150" w:before="300"/>
-      </w:pPr>
-      <w:r>
-        <w:t xml:space="preserve">6. Incident Response</w:t>
-      </w:r>
-    </w:p>
-    <w:p>
-      <w:pPr>
-        <w:pStyle w:val="ListParagraph"/>
-        <w:numPr>
-          <w:ilvl w:val="0"/>
-          <w:numId w:val="1"/>
-        </w:numPr>
-        <w:spacing w:after="80"/>
-      </w:pPr>
-      <w:r>
-        <w:t xml:space="preserve">In the event of a suspected data breach, Talvorax will investigate promptly and notify affected Clients without undue delay, consistent with our Data Processing Agreement.</w:t>
-      </w:r>
-    </w:p>
-    <w:p>
-      <w:pPr>
-        <w:pStyle w:val="ListParagraph"/>
-        <w:numPr>
-          <w:ilvl w:val="0"/>
-          <w:numId w:val="1"/>
-        </w:numPr>
-        <w:spacing w:after="80"/>
-      </w:pPr>
-      <w:r>
-        <w:t xml:space="preserve">Clients can report suspected security issues to support@talvorax.com.</w:t>
-      </w:r>
-    </w:p>
-    <w:p>
-      <w:pPr>
-        <w:pStyle w:val="Heading1"/>
-        <w:spacing w:after="150" w:before="300"/>
-      </w:pPr>
-      <w:r>
-        <w:t xml:space="preserve">7. Sub-processors</w:t>
-      </w:r>
-    </w:p>
-    <w:p>
-      <w:pPr>
-        <w:pStyle w:val="ListParagraph"/>
-        <w:numPr>
-          <w:ilvl w:val="0"/>
-          <w:numId w:val="1"/>
-        </w:numPr>
-        <w:spacing w:after="80"/>
-      </w:pPr>
-      <w:r>
-        <w:t xml:space="preserve">Current sub-processor: Supabase (database and backend infrastructure).</w:t>
-      </w:r>
-    </w:p>
-    <w:p>
-      <w:pPr>
-        <w:pStyle w:val="ListParagraph"/>
-        <w:numPr>
-          <w:ilvl w:val="0"/>
-          <w:numId w:val="1"/>
-        </w:numPr>
-        <w:spacing w:after="80"/>
-      </w:pPr>
-      <w:r>
-        <w:t xml:space="preserve">Talvorax will notify Clients of material changes to its sub-processor list, consistent with our DPA.</w:t>
-      </w:r>
-    </w:p>
-    <w:p>
-      <w:pPr>
-        <w:pStyle w:val="Heading1"/>
-        <w:spacing w:after="150" w:before="300"/>
-      </w:pPr>
-      <w:r>
-        <w:t xml:space="preserve">8. Roadmap</w:t>
-      </w:r>
-    </w:p>
-    <w:p>
-      <w:pPr>
-        <w:spacing w:after="120"/>
-      </w:pPr>
-      <w:r>
-        <w:t xml:space="preserve">As Talvorax scales, we intend to formalise additional practices including periodic access reviews, structured logging/monitoring, and (as relevant to enterprise Clients) pursuit of recognised security certifications. This document will be updated as these practices are implemented.</w:t>
-      </w:r>
-    </w:p>
-    <w:p>
-      <w:pPr>
-        <w:pStyle w:val="Heading1"/>
-        <w:spacing w:after="150" w:before="300"/>
-      </w:pPr>
-      <w:r>
-        <w:t xml:space="preserve">9. Contact</w:t>
-      </w:r>
-    </w:p>
-    <w:p>
-      <w:pPr>
-        <w:spacing w:after="120"/>
-      </w:pPr>
-      <w:r>
-        <w:t xml:space="preserve">For security-related questions, please contact support@talvorax.com.</w:t>
+        <w:pStyle w:val="Normal"/>
+      </w:pPr>
+      <w:r>
+        <w:t xml:space="preserve">Talvorax applies security practices throughout the development lifecycle, including:</w:t>
+      </w:r>
+    </w:p>
+    <w:p>
+      <w:pPr>
+        <w:pStyle w:val="ListParagraph"/>
+        <w:pStyle w:val="Normal"/>
+        <w:numPr>
+          <w:ilvl w:val="0"/>
+          <w:numId w:val="1"/>
+        </w:numPr>
+      </w:pPr>
+      <w:r>
+        <w:t xml:space="preserve">Secure coding practices</w:t>
+      </w:r>
+    </w:p>
+    <w:p>
+      <w:pPr>
+        <w:pStyle w:val="ListParagraph"/>
+        <w:pStyle w:val="Normal"/>
+        <w:numPr>
+          <w:ilvl w:val="0"/>
+          <w:numId w:val="1"/>
+        </w:numPr>
+      </w:pPr>
+      <w:r>
+        <w:t xml:space="preserve">Input validation and sanitization</w:t>
+      </w:r>
+    </w:p>
+    <w:p>
+      <w:pPr>
+        <w:pStyle w:val="ListParagraph"/>
+        <w:pStyle w:val="Normal"/>
+        <w:numPr>
+          <w:ilvl w:val="0"/>
+          <w:numId w:val="1"/>
+        </w:numPr>
+      </w:pPr>
+      <w:r>
+        <w:t xml:space="preserve">Protection against common web vulnerabilities (e.g., injection attacks, cross-site scripting)</w:t>
+      </w:r>
+    </w:p>
+    <w:p>
+      <w:pPr>
+        <w:pStyle w:val="ListParagraph"/>
+        <w:pStyle w:val="Normal"/>
+        <w:numPr>
+          <w:ilvl w:val="0"/>
+          <w:numId w:val="1"/>
+        </w:numPr>
+      </w:pPr>
+      <w:r>
+        <w:t xml:space="preserve">Rigorous authentication and authorization checks</w:t>
+      </w:r>
+    </w:p>
+    <w:p>
+      <w:pPr>
+        <w:pStyle w:val="ListParagraph"/>
+        <w:pStyle w:val="Normal"/>
+        <w:numPr>
+          <w:ilvl w:val="0"/>
+          <w:numId w:val="1"/>
+        </w:numPr>
+      </w:pPr>
+      <w:r>
+        <w:t xml:space="preserve">Regular dependency updates and security patches</w:t>
+      </w:r>
+    </w:p>
+    <w:p>
+      <w:pPr>
+        <w:pStyle w:val="ListParagraph"/>
+        <w:pStyle w:val="Normal"/>
+        <w:numPr>
+          <w:ilvl w:val="0"/>
+          <w:numId w:val="1"/>
+        </w:numPr>
+      </w:pPr>
+      <w:r>
+        <w:t xml:space="preserve">Structured error logging</w:t>
+      </w:r>
+    </w:p>
+    <w:p>
+      <w:pPr>
+        <w:pStyle w:val="ListParagraph"/>
+        <w:pStyle w:val="Normal"/>
+        <w:numPr>
+          <w:ilvl w:val="0"/>
+          <w:numId w:val="1"/>
+        </w:numPr>
+      </w:pPr>
+      <w:r>
+        <w:t xml:space="preserve">API protection mechanisms</w:t>
+      </w:r>
+    </w:p>
+    <w:p>
+      <w:pPr>
+        <w:pStyle w:val="Heading1"/>
+      </w:pPr>
+      <w:r>
+        <w:t xml:space="preserve">5. AI Services</w:t>
+      </w:r>
+    </w:p>
+    <w:p>
+      <w:pPr>
+        <w:pStyle w:val="ListParagraph"/>
+        <w:pStyle w:val="Normal"/>
+        <w:numPr>
+          <w:ilvl w:val="0"/>
+          <w:numId w:val="1"/>
+        </w:numPr>
+      </w:pPr>
+      <w:r>
+        <w:t xml:space="preserve">Talvorax uses trusted AI providers to deliver AI-powered features.</w:t>
+      </w:r>
+    </w:p>
+    <w:p>
+      <w:pPr>
+        <w:pStyle w:val="ListParagraph"/>
+        <w:pStyle w:val="Normal"/>
+        <w:numPr>
+          <w:ilvl w:val="0"/>
+          <w:numId w:val="1"/>
+        </w:numPr>
+      </w:pPr>
+      <w:r>
+        <w:t xml:space="preserve">AI requests are transmitted securely to these providers.</w:t>
+      </w:r>
+    </w:p>
+    <w:p>
+      <w:pPr>
+        <w:pStyle w:val="ListParagraph"/>
+        <w:pStyle w:val="Normal"/>
+        <w:numPr>
+          <w:ilvl w:val="0"/>
+          <w:numId w:val="1"/>
+        </w:numPr>
+      </w:pPr>
+      <w:r>
+        <w:t xml:space="preserve">AI-generated outputs are recommendations only.</w:t>
+      </w:r>
+    </w:p>
+    <w:p>
+      <w:pPr>
+        <w:pStyle w:val="ListParagraph"/>
+        <w:pStyle w:val="Normal"/>
+        <w:numPr>
+          <w:ilvl w:val="0"/>
+          <w:numId w:val="1"/>
+        </w:numPr>
+      </w:pPr>
+      <w:r>
+        <w:t xml:space="preserve">Customer data is processed only to provide requested Platform functionality.</w:t>
+      </w:r>
+    </w:p>
+    <w:p>
+      <w:pPr>
+        <w:pStyle w:val="ListParagraph"/>
+        <w:pStyle w:val="Normal"/>
+        <w:numPr>
+          <w:ilvl w:val="0"/>
+          <w:numId w:val="1"/>
+        </w:numPr>
+      </w:pPr>
+      <w:r>
+        <w:t xml:space="preserve">Talvorax evaluates providers and their security posture before integrating them into the Platform.</w:t>
+      </w:r>
+    </w:p>
+    <w:p>
+      <w:pPr>
+        <w:pStyle w:val="Heading1"/>
+      </w:pPr>
+      <w:r>
+        <w:t xml:space="preserve">6. Data Protection</w:t>
+      </w:r>
+    </w:p>
+    <w:p>
+      <w:pPr>
+        <w:pStyle w:val="ListParagraph"/>
+        <w:pStyle w:val="Normal"/>
+        <w:numPr>
+          <w:ilvl w:val="0"/>
+          <w:numId w:val="1"/>
+        </w:numPr>
+      </w:pPr>
+      <w:r>
+        <w:t xml:space="preserve">Only necessary personal information is collected to provide our recruitment, screening, and onboarding features.</w:t>
+      </w:r>
+    </w:p>
+    <w:p>
+      <w:pPr>
+        <w:pStyle w:val="ListParagraph"/>
+        <w:pStyle w:val="Normal"/>
+        <w:numPr>
+          <w:ilvl w:val="0"/>
+          <w:numId w:val="1"/>
+        </w:numPr>
+      </w:pPr>
+      <w:r>
+        <w:t xml:space="preserve">Clients fully control uploaded candidate information.</w:t>
+      </w:r>
+    </w:p>
+    <w:p>
+      <w:pPr>
+        <w:pStyle w:val="ListParagraph"/>
+        <w:pStyle w:val="Normal"/>
+        <w:numPr>
+          <w:ilvl w:val="0"/>
+          <w:numId w:val="1"/>
+        </w:numPr>
+      </w:pPr>
+      <w:r>
+        <w:t xml:space="preserve">Data is retained only as necessary for the purpose of the Platform.</w:t>
+      </w:r>
+    </w:p>
+    <w:p>
+      <w:pPr>
+        <w:pStyle w:val="ListParagraph"/>
+        <w:pStyle w:val="Normal"/>
+        <w:numPr>
+          <w:ilvl w:val="0"/>
+          <w:numId w:val="1"/>
+        </w:numPr>
+      </w:pPr>
+      <w:r>
+        <w:t xml:space="preserve">Users may request deletion of their data, subject to any legal obligations.</w:t>
+      </w:r>
+    </w:p>
+    <w:p>
+      <w:pPr>
+        <w:pStyle w:val="Heading1"/>
+      </w:pPr>
+      <w:r>
+        <w:t xml:space="preserve">7. Logging and Monitoring</w:t>
+      </w:r>
+    </w:p>
+    <w:p>
+      <w:pPr>
+        <w:pStyle w:val="Normal"/>
+      </w:pPr>
+      <w:r>
+        <w:t xml:space="preserve">Talvorax maintains operational logs for the purposes of:</w:t>
+      </w:r>
+    </w:p>
+    <w:p>
+      <w:pPr>
+        <w:pStyle w:val="ListParagraph"/>
+        <w:pStyle w:val="Normal"/>
+        <w:numPr>
+          <w:ilvl w:val="0"/>
+          <w:numId w:val="1"/>
+        </w:numPr>
+      </w:pPr>
+      <w:r>
+        <w:t xml:space="preserve">Security monitoring</w:t>
+      </w:r>
+    </w:p>
+    <w:p>
+      <w:pPr>
+        <w:pStyle w:val="ListParagraph"/>
+        <w:pStyle w:val="Normal"/>
+        <w:numPr>
+          <w:ilvl w:val="0"/>
+          <w:numId w:val="1"/>
+        </w:numPr>
+      </w:pPr>
+      <w:r>
+        <w:t xml:space="preserve">Error detection</w:t>
+      </w:r>
+    </w:p>
+    <w:p>
+      <w:pPr>
+        <w:pStyle w:val="ListParagraph"/>
+        <w:pStyle w:val="Normal"/>
+        <w:numPr>
+          <w:ilvl w:val="0"/>
+          <w:numId w:val="1"/>
+        </w:numPr>
+      </w:pPr>
+      <w:r>
+        <w:t xml:space="preserve">Performance monitoring</w:t>
+      </w:r>
+    </w:p>
+    <w:p>
+      <w:pPr>
+        <w:pStyle w:val="ListParagraph"/>
+        <w:pStyle w:val="Normal"/>
+        <w:numPr>
+          <w:ilvl w:val="0"/>
+          <w:numId w:val="1"/>
+        </w:numPr>
+      </w:pPr>
+      <w:r>
+        <w:t xml:space="preserve">Troubleshooting</w:t>
+      </w:r>
+    </w:p>
+    <w:p>
+      <w:pPr>
+        <w:pStyle w:val="Heading1"/>
+      </w:pPr>
+      <w:r>
+        <w:t xml:space="preserve">8. Backup and Recovery</w:t>
+      </w:r>
+    </w:p>
+    <w:p>
+      <w:pPr>
+        <w:pStyle w:val="ListParagraph"/>
+        <w:pStyle w:val="Normal"/>
+        <w:numPr>
+          <w:ilvl w:val="0"/>
+          <w:numId w:val="1"/>
+        </w:numPr>
+      </w:pPr>
+      <w:r>
+        <w:t xml:space="preserve">Data backups are managed through our infrastructure providers where applicable.</w:t>
+      </w:r>
+    </w:p>
+    <w:p>
+      <w:pPr>
+        <w:pStyle w:val="ListParagraph"/>
+        <w:pStyle w:val="Normal"/>
+        <w:numPr>
+          <w:ilvl w:val="0"/>
+          <w:numId w:val="1"/>
+        </w:numPr>
+      </w:pPr>
+      <w:r>
+        <w:t xml:space="preserve">Recovery procedures are periodically reviewed.</w:t>
+      </w:r>
+    </w:p>
+    <w:p>
+      <w:pPr>
+        <w:pStyle w:val="ListParagraph"/>
+        <w:pStyle w:val="Normal"/>
+        <w:numPr>
+          <w:ilvl w:val="0"/>
+          <w:numId w:val="1"/>
+        </w:numPr>
+      </w:pPr>
+      <w:r>
+        <w:t xml:space="preserve">While we take reasonable steps, no guarantee can be made against every possible data loss event.</w:t>
+      </w:r>
+    </w:p>
+    <w:p>
+      <w:pPr>
+        <w:pStyle w:val="Heading1"/>
+      </w:pPr>
+      <w:r>
+        <w:t xml:space="preserve">9. Incident Response</w:t>
+      </w:r>
+    </w:p>
+    <w:p>
+      <w:pPr>
+        <w:pStyle w:val="ListParagraph"/>
+        <w:pStyle w:val="Normal"/>
+        <w:numPr>
+          <w:ilvl w:val="0"/>
+          <w:numId w:val="1"/>
+        </w:numPr>
+      </w:pPr>
+      <w:r>
+        <w:t xml:space="preserve">Talvorax investigates all reported security incidents promptly.</w:t>
+      </w:r>
+    </w:p>
+    <w:p>
+      <w:pPr>
+        <w:pStyle w:val="ListParagraph"/>
+        <w:pStyle w:val="Normal"/>
+        <w:numPr>
+          <w:ilvl w:val="0"/>
+          <w:numId w:val="1"/>
+        </w:numPr>
+      </w:pPr>
+      <w:r>
+        <w:t xml:space="preserve">We work diligently to contain and remediate confirmed incidents.</w:t>
+      </w:r>
+    </w:p>
+    <w:p>
+      <w:pPr>
+        <w:pStyle w:val="ListParagraph"/>
+        <w:pStyle w:val="Normal"/>
+        <w:numPr>
+          <w:ilvl w:val="0"/>
+          <w:numId w:val="1"/>
+        </w:numPr>
+      </w:pPr>
+      <w:r>
+        <w:t xml:space="preserve">We notify affected Clients where required by applicable law or contractual obligations (such as our Data Processing Agreement).</w:t>
+      </w:r>
+    </w:p>
+    <w:p>
+      <w:pPr>
+        <w:pStyle w:val="Heading1"/>
+      </w:pPr>
+      <w:r>
+        <w:t xml:space="preserve">10. Responsible Disclosure</w:t>
+      </w:r>
+    </w:p>
+    <w:p>
+      <w:pPr>
+        <w:pStyle w:val="Normal"/>
+      </w:pPr>
+      <w:r>
+        <w:t xml:space="preserve">Security researchers may responsibly disclose vulnerabilities by contacting support@talvorax.com (and security@talvorax.com once available). We request that researchers avoid disrupting Platform availability or accessing customer data during their testing.</w:t>
+      </w:r>
+    </w:p>
+    <w:p>
+      <w:pPr>
+        <w:pStyle w:val="Heading1"/>
+      </w:pPr>
+      <w:r>
+        <w:t xml:space="preserve">11. Business Continuity</w:t>
+      </w:r>
+    </w:p>
+    <w:p>
+      <w:pPr>
+        <w:pStyle w:val="Normal"/>
+      </w:pPr>
+      <w:r>
+        <w:t xml:space="preserve">Talvorax relies on reputable infrastructure providers and takes reasonable measures to support service continuity. We acknowledge that no online service can guarantee uninterrupted availability.</w:t>
+      </w:r>
+    </w:p>
+    <w:p>
+      <w:pPr>
+        <w:pStyle w:val="Heading1"/>
+      </w:pPr>
+      <w:r>
+        <w:t xml:space="preserve">12. Security Roadmap</w:t>
+      </w:r>
+    </w:p>
+    <w:p>
+      <w:pPr>
+        <w:pStyle w:val="Normal"/>
+      </w:pPr>
+      <w:r>
+        <w:t xml:space="preserve">Talvorax continuously reviews and improves its security program and may implement additional controls as the Platform and customer requirements evolve. This document will be updated to reflect material improvements.</w:t>
+      </w:r>
+    </w:p>
+    <w:p>
+      <w:pPr>
+        <w:pStyle w:val="Heading1"/>
+      </w:pPr>
+      <w:r>
+        <w:t xml:space="preserve">13. Contact Information</w:t>
+      </w:r>
+    </w:p>
+    <w:p>
+      <w:pPr>
+        <w:pStyle w:val="Normal"/>
+      </w:pPr>
+      <w:r>
+        <w:t xml:space="preserve">Talvorax</w:t>
+      </w:r>
+    </w:p>
+    <w:p>
+      <w:pPr>
+        <w:pStyle w:val="Normal"/>
+      </w:pPr>
+      <w:r>
+        <w:t xml:space="preserve">Website: https://talvorax.com</w:t>
+      </w:r>
+    </w:p>
+    <w:p>
+      <w:pPr>
+        <w:pStyle w:val="Normal"/>
+      </w:pPr>
+      <w:r>
+        <w:t xml:space="preserve">Security: support@talvorax.com (or security@talvorax.com)</w:t>
+      </w:r>
+    </w:p>
+    <w:p>
+      <w:pPr>
+        <w:pStyle w:val="Normal"/>
+      </w:pPr>
+      <w:r>
+        <w:t xml:space="preserve">Support: support@talvorax.com</w:t>
+      </w:r>
+    </w:p>
+    <w:p>
+      <w:pPr>
+        <w:pStyle w:val="Normal"/>
+      </w:pPr>
+      <w:r>
+        <w:t xml:space="preserve">Location: Hyderabad, Telangana, India</w:t>
       </w:r>
     </w:p>
     <w:sectPr>
-      <w:pgSz w:w="12240" w:h="15840" w:orient="portrait"/>
+      <w:pgSz w:w="11906" w:h="16838" w:orient="portrait"/>
       <w:pgMar w:top="1440" w:right="1440" w:bottom="1440" w:left="1440" w:header="708" w:footer="708" w:gutter="0"/>
       <w:pgNumType/>
       <w:docGrid w:linePitch="360"/>
@@ -698,5 +1070,34 @@
       <w:szCs w:val="20"/>
     </w:rPr>
   </w:style>
+  <w:style w:type="paragraph" w:styleId="Normal">
+    <w:name w:val="Normal"/>
+    <w:basedOn w:val="Normal"/>
+    <w:next w:val="Normal"/>
+    <w:qFormat/>
+    <w:pPr>
+      <w:spacing w:after="200"/>
+    </w:pPr>
+    <w:rPr>
+      <w:rFonts w:ascii="Arial" w:cs="Arial" w:eastAsia="Arial" w:hAnsi="Arial"/>
+      <w:sz w:val="24"/>
+      <w:szCs w:val="24"/>
+    </w:rPr>
+  </w:style>
+  <w:style w:type="paragraph" w:styleId="Heading1">
+    <w:name w:val="Heading 1"/>
+    <w:basedOn w:val="Normal"/>
+    <w:next w:val="Normal"/>
+    <w:qFormat/>
+    <w:pPr>
+      <w:spacing w:after="120" w:before="240"/>
+    </w:pPr>
+    <w:rPr>
+      <w:b/>
+      <w:bCs/>
+      <w:sz w:val="32"/>
+      <w:szCs w:val="32"/>
+    </w:rPr>
+  </w:style>
 </w:styles>
 </file>